--- a/проект.docx
+++ b/проект.docx
@@ -91,13 +91,7 @@
         </w:numPr>
       </w:pPr>
       <w:r>
-        <w:t xml:space="preserve">Графики: </w:t>
-      </w:r>
-      <w:r>
-        <w:t>мероприятий</w:t>
-      </w:r>
-      <w:r>
-        <w:t>, дежурств</w:t>
+        <w:t>Графики: мероприятий, дежурств</w:t>
       </w:r>
       <w:r>
         <w:t>...</w:t>
@@ -178,6 +172,357 @@
       </w:pPr>
       <w:r>
         <w:t>Расписание занятий академии</w:t>
+      </w:r>
+    </w:p>
+    <w:p/>
+    <w:p>
+      <w:r>
+        <w:t>Заметки:</w:t>
+      </w:r>
+    </w:p>
+    <w:p/>
+    <w:p>
+      <w:r>
+        <w:rPr>
+          <w:b/>
+          <w:bCs/>
+        </w:rPr>
+        <w:t>Составление запросов</w:t>
+      </w:r>
+      <w:r>
+        <w:rPr>
+          <w:b/>
+          <w:bCs/>
+        </w:rPr>
+        <w:t xml:space="preserve"> к серверу и ответов клиенту</w:t>
+      </w:r>
+      <w:r>
+        <w:rPr>
+          <w:b/>
+          <w:bCs/>
+        </w:rPr>
+        <w:t>:</w:t>
+      </w:r>
+    </w:p>
+    <w:p>
+      <w:r>
+        <w:rPr>
+          <w:lang w:val="en-US"/>
+        </w:rPr>
+        <w:t>Int</w:t>
+      </w:r>
+      <w:r>
+        <w:t xml:space="preserve"> – </w:t>
+      </w:r>
+      <w:r>
+        <w:t>4 байта, это для хранения длины сообщения.</w:t>
+      </w:r>
+    </w:p>
+    <w:p>
+      <w:r>
+        <w:t xml:space="preserve">Один символ </w:t>
+      </w:r>
+      <w:r>
+        <w:rPr>
+          <w:lang w:val="en-US"/>
+        </w:rPr>
+        <w:t>char</w:t>
+      </w:r>
+      <w:r>
+        <w:t xml:space="preserve">, т.е. один символ в строке </w:t>
+      </w:r>
+      <w:r>
+        <w:rPr>
+          <w:lang w:val="en-US"/>
+        </w:rPr>
+        <w:t>string</w:t>
+      </w:r>
+      <w:r>
+        <w:t>, занимает 2 байта.</w:t>
+      </w:r>
+    </w:p>
+    <w:p>
+      <w:r>
+        <w:t>1 милиард символов – 2гб, это мамксимум, который может храниться в памяти.</w:t>
+      </w:r>
+    </w:p>
+    <w:p>
+      <w:r>
+        <w:t>1кб – 1024 байта – 512 символов.</w:t>
+      </w:r>
+    </w:p>
+    <w:p/>
+    <w:p/>
+    <w:p/>
+    <w:p/>
+    <w:p/>
+    <w:p>
+      <w:r>
+        <w:t xml:space="preserve">В принципе 128 байт, т.е. фактически </w:t>
+      </w:r>
+      <w:r>
+        <w:t>64 символа/буквы, вполне достаточно для заголовка запроса</w:t>
+      </w:r>
+    </w:p>
+    <w:p/>
+    <w:p>
+      <w:r>
+        <w:rPr>
+          <w:noProof/>
+        </w:rPr>
+        <w:lastRenderedPageBreak/>
+        <mc:AlternateContent>
+          <mc:Choice Requires="wps">
+            <w:drawing>
+              <wp:anchor distT="0" distB="0" distL="114300" distR="114300" simplePos="0" relativeHeight="251659264" behindDoc="1" locked="0" layoutInCell="1" allowOverlap="1" wp14:anchorId="0699BDDB" wp14:editId="262D1C30">
+                <wp:simplePos x="0" y="0"/>
+                <wp:positionH relativeFrom="column">
+                  <wp:posOffset>-142875</wp:posOffset>
+                </wp:positionH>
+                <wp:positionV relativeFrom="paragraph">
+                  <wp:posOffset>270510</wp:posOffset>
+                </wp:positionV>
+                <wp:extent cx="1493520" cy="1402080"/>
+                <wp:effectExtent l="0" t="0" r="11430" b="26670"/>
+                <wp:wrapNone/>
+                <wp:docPr id="1" name="Rectangle 1"/>
+                <wp:cNvGraphicFramePr/>
+                <a:graphic xmlns:a="http://schemas.openxmlformats.org/drawingml/2006/main">
+                  <a:graphicData uri="http://schemas.microsoft.com/office/word/2010/wordprocessingShape">
+                    <wps:wsp>
+                      <wps:cNvSpPr/>
+                      <wps:spPr>
+                        <a:xfrm>
+                          <a:off x="0" y="0"/>
+                          <a:ext cx="1493520" cy="1402080"/>
+                        </a:xfrm>
+                        <a:prstGeom prst="rect">
+                          <a:avLst/>
+                        </a:prstGeom>
+                      </wps:spPr>
+                      <wps:style>
+                        <a:lnRef idx="2">
+                          <a:schemeClr val="accent1">
+                            <a:shade val="50000"/>
+                          </a:schemeClr>
+                        </a:lnRef>
+                        <a:fillRef idx="1">
+                          <a:schemeClr val="accent1"/>
+                        </a:fillRef>
+                        <a:effectRef idx="0">
+                          <a:schemeClr val="accent1"/>
+                        </a:effectRef>
+                        <a:fontRef idx="minor">
+                          <a:schemeClr val="lt1"/>
+                        </a:fontRef>
+                      </wps:style>
+                      <wps:bodyPr rot="0" spcFirstLastPara="0" vertOverflow="overflow" horzOverflow="overflow" vert="horz" wrap="square" lIns="91440" tIns="45720" rIns="91440" bIns="45720" numCol="1" spcCol="0" rtlCol="0" fromWordArt="0" anchor="ctr" anchorCtr="0" forceAA="0" compatLnSpc="1">
+                        <a:prstTxWarp prst="textNoShape">
+                          <a:avLst/>
+                        </a:prstTxWarp>
+                        <a:noAutofit/>
+                      </wps:bodyPr>
+                    </wps:wsp>
+                  </a:graphicData>
+                </a:graphic>
+                <wp14:sizeRelH relativeFrom="margin">
+                  <wp14:pctWidth>0</wp14:pctWidth>
+                </wp14:sizeRelH>
+                <wp14:sizeRelV relativeFrom="margin">
+                  <wp14:pctHeight>0</wp14:pctHeight>
+                </wp14:sizeRelV>
+              </wp:anchor>
+            </w:drawing>
+          </mc:Choice>
+          <mc:Fallback>
+            <w:pict>
+              <v:rect w14:anchorId="246A06EC" id="Rectangle 1" o:spid="_x0000_s1026" style="position:absolute;margin-left:-11.25pt;margin-top:21.3pt;width:117.6pt;height:110.4pt;z-index:-251657216;visibility:visible;mso-wrap-style:square;mso-width-percent:0;mso-height-percent:0;mso-wrap-distance-left:9pt;mso-wrap-distance-top:0;mso-wrap-distance-right:9pt;mso-wrap-distance-bottom:0;mso-position-horizontal:absolute;mso-position-horizontal-relative:text;mso-position-vertical:absolute;mso-position-vertical-relative:text;mso-width-percent:0;mso-height-percent:0;mso-width-relative:margin;mso-height-relative:margin;v-text-anchor:middle" o:gfxdata="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" fillcolor="#4472c4 [3204]" strokecolor="#1f3763 [1604]" strokeweight="1pt"/>
+            </w:pict>
+          </mc:Fallback>
+        </mc:AlternateContent>
+      </w:r>
+      <w:r>
+        <w:t>Сам</w:t>
+      </w:r>
+      <w:r>
+        <w:t xml:space="preserve"> </w:t>
+      </w:r>
+      <w:r>
+        <w:t>запрос</w:t>
+      </w:r>
+      <w:r>
+        <w:t>:</w:t>
+      </w:r>
+    </w:p>
+    <w:p>
+      <w:r>
+        <w:rPr>
+          <w:lang w:val="en-US"/>
+        </w:rPr>
+        <w:t>Length</w:t>
+      </w:r>
+      <w:r>
+        <w:tab/>
+      </w:r>
+      <w:r>
+        <w:tab/>
+      </w:r>
+      <w:r>
+        <w:tab/>
+        <w:t>- длина сообщения  - байта</w:t>
+      </w:r>
+    </w:p>
+    <w:p>
+      <w:r>
+        <w:rPr>
+          <w:lang w:val="en-US"/>
+        </w:rPr>
+        <w:t>Length</w:t>
+      </w:r>
+      <w:r>
+        <w:t xml:space="preserve"> </w:t>
+      </w:r>
+      <w:r>
+        <w:rPr>
+          <w:lang w:val="en-US"/>
+        </w:rPr>
+        <w:t>HEADER</w:t>
+      </w:r>
+      <w:r>
+        <w:tab/>
+      </w:r>
+      <w:r>
+        <w:tab/>
+      </w:r>
+      <w:r>
+        <w:t>- длина сообщения  - байта</w:t>
+      </w:r>
+    </w:p>
+    <w:p>
+      <w:r>
+        <w:rPr>
+          <w:lang w:val="en-US"/>
+        </w:rPr>
+        <w:t>HEADER</w:t>
+      </w:r>
+      <w:r>
+        <w:tab/>
+      </w:r>
+      <w:r>
+        <w:tab/>
+      </w:r>
+      <w:r>
+        <w:tab/>
+      </w:r>
+      <w:r>
+        <w:t xml:space="preserve">- </w:t>
+      </w:r>
+      <w:r>
+        <w:t>заголовок</w:t>
+      </w:r>
+      <w:r>
+        <w:tab/>
+      </w:r>
+      <w:r>
+        <w:tab/>
+        <w:t xml:space="preserve">    - </w:t>
+      </w:r>
+      <w:r>
+        <w:t>?</w:t>
+      </w:r>
+      <w:r>
+        <w:t xml:space="preserve"> байт</w:t>
+      </w:r>
+    </w:p>
+    <w:p>
+      <w:r>
+        <w:rPr>
+          <w:lang w:val="en-US"/>
+        </w:rPr>
+        <w:t>Message</w:t>
+      </w:r>
+      <w:r>
+        <w:tab/>
+      </w:r>
+      <w:r>
+        <w:tab/>
+      </w:r>
+      <w:r>
+        <w:tab/>
+      </w:r>
+      <w:r>
+        <w:t>- содержимое сообщения</w:t>
+      </w:r>
+      <w:r>
+        <w:t xml:space="preserve">  - ? байт</w:t>
+      </w:r>
+    </w:p>
+    <w:p/>
+    <w:p/>
+    <w:p>
+      <w:r>
+        <w:t>Заголовки:</w:t>
+      </w:r>
+    </w:p>
+    <w:p>
+      <w:r>
+        <w:t>Тут необходимо будет записывать параметры для запроса:</w:t>
+      </w:r>
+    </w:p>
+    <w:p>
+      <w:pPr>
+        <w:pStyle w:val="ListParagraph"/>
+        <w:numPr>
+          <w:ilvl w:val="0"/>
+          <w:numId w:val="4"/>
+        </w:numPr>
+      </w:pPr>
+      <w:r>
+        <w:t>Что передаётся (текст, изображение)</w:t>
+      </w:r>
+    </w:p>
+    <w:p>
+      <w:pPr>
+        <w:pStyle w:val="ListParagraph"/>
+        <w:numPr>
+          <w:ilvl w:val="0"/>
+          <w:numId w:val="4"/>
+        </w:numPr>
+        <w:rPr>
+          <w:lang w:val="en-US"/>
+        </w:rPr>
+      </w:pPr>
+      <w:r>
+        <w:t>Куда передаётся/зачем – обновление описание, смена изображение и тд.</w:t>
+      </w:r>
+    </w:p>
+    <w:p>
+      <w:pPr>
+        <w:ind w:left="360"/>
+      </w:pPr>
+      <w:r>
+        <w:rPr>
+          <w:lang w:val="en-US"/>
+        </w:rPr>
+        <w:t>HEADER</w:t>
+      </w:r>
+      <w:r>
+        <w:t xml:space="preserve"> -  </w:t>
+      </w:r>
+      <w:r>
+        <w:t xml:space="preserve">тут будет </w:t>
+      </w:r>
+      <w:r>
+        <w:rPr>
+          <w:lang w:val="en-US"/>
+        </w:rPr>
+        <w:t>id</w:t>
+      </w:r>
+      <w:r>
+        <w:t xml:space="preserve"> </w:t>
+      </w:r>
+      <w:r>
+        <w:t>запроса</w:t>
       </w:r>
     </w:p>
     <w:p/>
@@ -283,9 +628,187 @@
     </w:lvl>
   </w:abstractNum>
   <w:abstractNum w:abstractNumId="1" w15:restartNumberingAfterBreak="0">
+    <w:nsid w:val="24BE5182"/>
+    <w:multiLevelType w:val="hybridMultilevel"/>
+    <w:tmpl w:val="A9EC42DC"/>
+    <w:lvl w:ilvl="0" w:tplc="0419000F">
+      <w:start w:val="1"/>
+      <w:numFmt w:val="decimal"/>
+      <w:lvlText w:val="%1."/>
+      <w:lvlJc w:val="left"/>
+      <w:pPr>
+        <w:ind w:left="720" w:hanging="360"/>
+      </w:pPr>
+      <w:rPr>
+        <w:rFonts w:hint="default"/>
+      </w:rPr>
+    </w:lvl>
+    <w:lvl w:ilvl="1" w:tplc="04190019" w:tentative="1">
+      <w:start w:val="1"/>
+      <w:numFmt w:val="lowerLetter"/>
+      <w:lvlText w:val="%2."/>
+      <w:lvlJc w:val="left"/>
+      <w:pPr>
+        <w:ind w:left="1440" w:hanging="360"/>
+      </w:pPr>
+    </w:lvl>
+    <w:lvl w:ilvl="2" w:tplc="0419001B" w:tentative="1">
+      <w:start w:val="1"/>
+      <w:numFmt w:val="lowerRoman"/>
+      <w:lvlText w:val="%3."/>
+      <w:lvlJc w:val="right"/>
+      <w:pPr>
+        <w:ind w:left="2160" w:hanging="180"/>
+      </w:pPr>
+    </w:lvl>
+    <w:lvl w:ilvl="3" w:tplc="0419000F" w:tentative="1">
+      <w:start w:val="1"/>
+      <w:numFmt w:val="decimal"/>
+      <w:lvlText w:val="%4."/>
+      <w:lvlJc w:val="left"/>
+      <w:pPr>
+        <w:ind w:left="2880" w:hanging="360"/>
+      </w:pPr>
+    </w:lvl>
+    <w:lvl w:ilvl="4" w:tplc="04190019" w:tentative="1">
+      <w:start w:val="1"/>
+      <w:numFmt w:val="lowerLetter"/>
+      <w:lvlText w:val="%5."/>
+      <w:lvlJc w:val="left"/>
+      <w:pPr>
+        <w:ind w:left="3600" w:hanging="360"/>
+      </w:pPr>
+    </w:lvl>
+    <w:lvl w:ilvl="5" w:tplc="0419001B" w:tentative="1">
+      <w:start w:val="1"/>
+      <w:numFmt w:val="lowerRoman"/>
+      <w:lvlText w:val="%6."/>
+      <w:lvlJc w:val="right"/>
+      <w:pPr>
+        <w:ind w:left="4320" w:hanging="180"/>
+      </w:pPr>
+    </w:lvl>
+    <w:lvl w:ilvl="6" w:tplc="0419000F" w:tentative="1">
+      <w:start w:val="1"/>
+      <w:numFmt w:val="decimal"/>
+      <w:lvlText w:val="%7."/>
+      <w:lvlJc w:val="left"/>
+      <w:pPr>
+        <w:ind w:left="5040" w:hanging="360"/>
+      </w:pPr>
+    </w:lvl>
+    <w:lvl w:ilvl="7" w:tplc="04190019" w:tentative="1">
+      <w:start w:val="1"/>
+      <w:numFmt w:val="lowerLetter"/>
+      <w:lvlText w:val="%8."/>
+      <w:lvlJc w:val="left"/>
+      <w:pPr>
+        <w:ind w:left="5760" w:hanging="360"/>
+      </w:pPr>
+    </w:lvl>
+    <w:lvl w:ilvl="8" w:tplc="0419001B" w:tentative="1">
+      <w:start w:val="1"/>
+      <w:numFmt w:val="lowerRoman"/>
+      <w:lvlText w:val="%9."/>
+      <w:lvlJc w:val="right"/>
+      <w:pPr>
+        <w:ind w:left="6480" w:hanging="180"/>
+      </w:pPr>
+    </w:lvl>
+  </w:abstractNum>
+  <w:abstractNum w:abstractNumId="2" w15:restartNumberingAfterBreak="0">
     <w:nsid w:val="3B957500"/>
     <w:multiLevelType w:val="hybridMultilevel"/>
     <w:tmpl w:val="85E28E8A"/>
+    <w:lvl w:ilvl="0" w:tplc="0419000F">
+      <w:start w:val="1"/>
+      <w:numFmt w:val="decimal"/>
+      <w:lvlText w:val="%1."/>
+      <w:lvlJc w:val="left"/>
+      <w:pPr>
+        <w:ind w:left="720" w:hanging="360"/>
+      </w:pPr>
+      <w:rPr>
+        <w:rFonts w:hint="default"/>
+      </w:rPr>
+    </w:lvl>
+    <w:lvl w:ilvl="1" w:tplc="04190019" w:tentative="1">
+      <w:start w:val="1"/>
+      <w:numFmt w:val="lowerLetter"/>
+      <w:lvlText w:val="%2."/>
+      <w:lvlJc w:val="left"/>
+      <w:pPr>
+        <w:ind w:left="1440" w:hanging="360"/>
+      </w:pPr>
+    </w:lvl>
+    <w:lvl w:ilvl="2" w:tplc="0419001B" w:tentative="1">
+      <w:start w:val="1"/>
+      <w:numFmt w:val="lowerRoman"/>
+      <w:lvlText w:val="%3."/>
+      <w:lvlJc w:val="right"/>
+      <w:pPr>
+        <w:ind w:left="2160" w:hanging="180"/>
+      </w:pPr>
+    </w:lvl>
+    <w:lvl w:ilvl="3" w:tplc="0419000F" w:tentative="1">
+      <w:start w:val="1"/>
+      <w:numFmt w:val="decimal"/>
+      <w:lvlText w:val="%4."/>
+      <w:lvlJc w:val="left"/>
+      <w:pPr>
+        <w:ind w:left="2880" w:hanging="360"/>
+      </w:pPr>
+    </w:lvl>
+    <w:lvl w:ilvl="4" w:tplc="04190019" w:tentative="1">
+      <w:start w:val="1"/>
+      <w:numFmt w:val="lowerLetter"/>
+      <w:lvlText w:val="%5."/>
+      <w:lvlJc w:val="left"/>
+      <w:pPr>
+        <w:ind w:left="3600" w:hanging="360"/>
+      </w:pPr>
+    </w:lvl>
+    <w:lvl w:ilvl="5" w:tplc="0419001B" w:tentative="1">
+      <w:start w:val="1"/>
+      <w:numFmt w:val="lowerRoman"/>
+      <w:lvlText w:val="%6."/>
+      <w:lvlJc w:val="right"/>
+      <w:pPr>
+        <w:ind w:left="4320" w:hanging="180"/>
+      </w:pPr>
+    </w:lvl>
+    <w:lvl w:ilvl="6" w:tplc="0419000F" w:tentative="1">
+      <w:start w:val="1"/>
+      <w:numFmt w:val="decimal"/>
+      <w:lvlText w:val="%7."/>
+      <w:lvlJc w:val="left"/>
+      <w:pPr>
+        <w:ind w:left="5040" w:hanging="360"/>
+      </w:pPr>
+    </w:lvl>
+    <w:lvl w:ilvl="7" w:tplc="04190019" w:tentative="1">
+      <w:start w:val="1"/>
+      <w:numFmt w:val="lowerLetter"/>
+      <w:lvlText w:val="%8."/>
+      <w:lvlJc w:val="left"/>
+      <w:pPr>
+        <w:ind w:left="5760" w:hanging="360"/>
+      </w:pPr>
+    </w:lvl>
+    <w:lvl w:ilvl="8" w:tplc="0419001B" w:tentative="1">
+      <w:start w:val="1"/>
+      <w:numFmt w:val="lowerRoman"/>
+      <w:lvlText w:val="%9."/>
+      <w:lvlJc w:val="right"/>
+      <w:pPr>
+        <w:ind w:left="6480" w:hanging="180"/>
+      </w:pPr>
+    </w:lvl>
+  </w:abstractNum>
+  <w:abstractNum w:abstractNumId="3" w15:restartNumberingAfterBreak="0">
+    <w:nsid w:val="557E1A4E"/>
+    <w:multiLevelType w:val="hybridMultilevel"/>
+    <w:tmpl w:val="39FCEF64"/>
     <w:lvl w:ilvl="0" w:tplc="0419000F">
       <w:start w:val="1"/>
       <w:numFmt w:val="decimal"/>
@@ -375,6 +898,12 @@
     <w:abstractNumId w:val="0"/>
   </w:num>
   <w:num w:numId="2">
+    <w:abstractNumId w:val="2"/>
+  </w:num>
+  <w:num w:numId="3">
+    <w:abstractNumId w:val="3"/>
+  </w:num>
+  <w:num w:numId="4">
     <w:abstractNumId w:val="1"/>
   </w:num>
 </w:numbering>
@@ -1113,4 +1642,16 @@
     </a:ext>
   </a:extLst>
 </a:theme>
+</file>
+
+<file path=customXml/item1.xml><?xml version="1.0" encoding="utf-8"?>
+<b:Sources xmlns:b="http://schemas.openxmlformats.org/officeDocument/2006/bibliography" xmlns="http://schemas.openxmlformats.org/officeDocument/2006/bibliography" SelectedStyle="\APASixthEditionOfficeOnline.xsl" StyleName="APA" Version="6"/>
+</file>
+
+<file path=customXml/itemProps1.xml><?xml version="1.0" encoding="utf-8"?>
+<ds:datastoreItem xmlns:ds="http://schemas.openxmlformats.org/officeDocument/2006/customXml" ds:itemID="{BDF4489C-6DAE-4497-A964-08E2150654BA}">
+  <ds:schemaRefs>
+    <ds:schemaRef ds:uri="http://schemas.openxmlformats.org/officeDocument/2006/bibliography"/>
+  </ds:schemaRefs>
+</ds:datastoreItem>
 </file>